--- a/Rill/Berkas Daftar SIdang/2208561077_IDA BAGUS GEDE BASUDEWA WEDA_FORMBIMBINGANTA.docx
+++ b/Rill/Berkas Daftar SIdang/2208561077_IDA BAGUS GEDE BASUDEWA WEDA_FORMBIMBINGANTA.docx
@@ -132,7 +132,7 @@
           </mc:Choice>
           <mc:Fallback>
             <w:pict>
-              <v:shape w14:anchorId="159CA09B" id="Graphic 4" o:spid="_x0000_s1026" style="position:absolute;margin-left:62.25pt;margin-top:119.95pt;width:506.25pt;height:.1pt;z-index:15729152;visibility:visible;mso-wrap-style:square;mso-wrap-distance-left:0;mso-wrap-distance-top:0;mso-wrap-distance-right:0;mso-wrap-distance-bottom:0;mso-position-horizontal:absolute;mso-position-horizontal-relative:page;mso-position-vertical:absolute;mso-position-vertical-relative:page;v-text-anchor:top" coordsize="6429375,1270" o:gfxdata="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" path="m,l6429375,e" filled="f" strokeweight="3pt">
+              <v:shape w14:anchorId="3743974F" id="Graphic 4" o:spid="_x0000_s1026" style="position:absolute;margin-left:62.25pt;margin-top:119.95pt;width:506.25pt;height:.1pt;z-index:15729152;visibility:visible;mso-wrap-style:square;mso-wrap-distance-left:0;mso-wrap-distance-top:0;mso-wrap-distance-right:0;mso-wrap-distance-bottom:0;mso-position-horizontal:absolute;mso-position-horizontal-relative:page;mso-position-vertical:absolute;mso-position-vertical-relative:page;v-text-anchor:top" coordsize="6429375,1270" o:gfxdata="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" path="m,l6429375,e" filled="f" strokeweight="3pt">
                 <v:path arrowok="t"/>
                 <w10:wrap anchorx="page" anchory="page"/>
               </v:shape>
@@ -396,6 +396,7 @@
                 <w:rFonts w:asciiTheme="minorHAnsi" w:hAnsiTheme="minorHAnsi" w:cstheme="minorHAnsi"/>
               </w:rPr>
             </w:pPr>
+            <w:proofErr w:type="spellStart"/>
             <w:r>
               <w:rPr>
                 <w:rFonts w:asciiTheme="minorHAnsi" w:hAnsiTheme="minorHAnsi" w:cstheme="minorHAnsi"/>
@@ -403,6 +404,7 @@
               </w:rPr>
               <w:t>Nim</w:t>
             </w:r>
+            <w:proofErr w:type="spellEnd"/>
           </w:p>
         </w:tc>
         <w:tc>
@@ -480,7 +482,43 @@
                 <w:rFonts w:asciiTheme="minorHAnsi" w:hAnsiTheme="minorHAnsi" w:cstheme="minorHAnsi"/>
                 <w:lang w:val="en-ID"/>
               </w:rPr>
-              <w:t>Dr. Ir. Ngurah Agus Sanjaya ER, S.Kom., M.Kom.</w:t>
+              <w:t xml:space="preserve">Dr. Ir. Ngurah Agus Sanjaya ER, </w:t>
+            </w:r>
+            <w:proofErr w:type="spellStart"/>
+            <w:proofErr w:type="gramStart"/>
+            <w:r>
+              <w:rPr>
+                <w:rFonts w:asciiTheme="minorHAnsi" w:hAnsiTheme="minorHAnsi" w:cstheme="minorHAnsi"/>
+                <w:lang w:val="en-ID"/>
+              </w:rPr>
+              <w:t>S.Kom</w:t>
+            </w:r>
+            <w:proofErr w:type="spellEnd"/>
+            <w:proofErr w:type="gramEnd"/>
+            <w:r>
+              <w:rPr>
+                <w:rFonts w:asciiTheme="minorHAnsi" w:hAnsiTheme="minorHAnsi" w:cstheme="minorHAnsi"/>
+                <w:lang w:val="en-ID"/>
+              </w:rPr>
+              <w:t xml:space="preserve">., </w:t>
+            </w:r>
+            <w:proofErr w:type="spellStart"/>
+            <w:proofErr w:type="gramStart"/>
+            <w:r>
+              <w:rPr>
+                <w:rFonts w:asciiTheme="minorHAnsi" w:hAnsiTheme="minorHAnsi" w:cstheme="minorHAnsi"/>
+                <w:lang w:val="en-ID"/>
+              </w:rPr>
+              <w:t>M.Kom</w:t>
+            </w:r>
+            <w:proofErr w:type="spellEnd"/>
+            <w:proofErr w:type="gramEnd"/>
+            <w:r>
+              <w:rPr>
+                <w:rFonts w:asciiTheme="minorHAnsi" w:hAnsiTheme="minorHAnsi" w:cstheme="minorHAnsi"/>
+                <w:lang w:val="en-ID"/>
+              </w:rPr>
+              <w:t>.</w:t>
             </w:r>
           </w:p>
         </w:tc>
@@ -547,13 +585,7 @@
               <w:rPr>
                 <w:rFonts w:asciiTheme="minorHAnsi" w:hAnsiTheme="minorHAnsi" w:cstheme="minorHAnsi"/>
               </w:rPr>
-              <w:t xml:space="preserve">: </w:t>
-            </w:r>
-            <w:r>
-              <w:rPr>
-                <w:rFonts w:asciiTheme="minorHAnsi" w:hAnsiTheme="minorHAnsi" w:cstheme="minorHAnsi"/>
-              </w:rPr>
-              <w:t>IMPLEMENTASI VARIATIONAL AUTOENCODER DAN REGULARIZED SINGULAR VALUE DECOMPOSITION PADA SISTEM REKOMENDASI FILM</w:t>
+              <w:t>: IMPLEMENTASI VARIATIONAL AUTOENCODER DAN REGULARIZED SINGULAR VALUE DECOMPOSITION PADA SISTEM REKOMENDASI FILM</w:t>
             </w:r>
           </w:p>
         </w:tc>
@@ -618,12 +650,14 @@
                 <w:rFonts w:asciiTheme="minorHAnsi" w:hAnsiTheme="minorHAnsi" w:cstheme="minorHAnsi"/>
               </w:rPr>
             </w:pPr>
+            <w:proofErr w:type="spellStart"/>
             <w:r>
               <w:rPr>
                 <w:rFonts w:asciiTheme="minorHAnsi" w:hAnsiTheme="minorHAnsi" w:cstheme="minorHAnsi"/>
               </w:rPr>
               <w:t>No</w:t>
             </w:r>
+            <w:proofErr w:type="spellEnd"/>
           </w:p>
         </w:tc>
         <w:tc>
@@ -757,7 +791,21 @@
               <w:rPr>
                 <w:rFonts w:asciiTheme="minorHAnsi" w:hAnsiTheme="minorHAnsi" w:cstheme="minorHAnsi"/>
               </w:rPr>
-              <w:t xml:space="preserve">Penyampaian progress awal dan diskusi kelanjutan </w:t>
+              <w:t xml:space="preserve">Penyampaian </w:t>
+            </w:r>
+            <w:proofErr w:type="spellStart"/>
+            <w:r>
+              <w:rPr>
+                <w:rFonts w:asciiTheme="minorHAnsi" w:hAnsiTheme="minorHAnsi" w:cstheme="minorHAnsi"/>
+              </w:rPr>
+              <w:t>progress</w:t>
+            </w:r>
+            <w:proofErr w:type="spellEnd"/>
+            <w:r>
+              <w:rPr>
+                <w:rFonts w:asciiTheme="minorHAnsi" w:hAnsiTheme="minorHAnsi" w:cstheme="minorHAnsi"/>
+              </w:rPr>
+              <w:t xml:space="preserve"> awal dan diskusi kelanjutan </w:t>
             </w:r>
             <w:r>
               <w:rPr>
@@ -1040,6 +1088,12 @@
                 <w:rFonts w:asciiTheme="minorHAnsi" w:hAnsiTheme="minorHAnsi" w:cstheme="minorHAnsi"/>
               </w:rPr>
             </w:pPr>
+            <w:r>
+              <w:rPr>
+                <w:rFonts w:asciiTheme="minorHAnsi" w:hAnsiTheme="minorHAnsi" w:cstheme="minorHAnsi"/>
+              </w:rPr>
+              <w:t>07 Mei 2026</w:t>
+            </w:r>
           </w:p>
         </w:tc>
         <w:tc>
@@ -2795,6 +2849,7 @@
   <w:style w:type="character" w:default="1" w:styleId="DefaultParagraphFont">
     <w:name w:val="Default Paragraph Font"/>
     <w:uiPriority w:val="1"/>
+    <w:semiHidden/>
     <w:unhideWhenUsed/>
   </w:style>
   <w:style w:type="table" w:default="1" w:styleId="TableNormal">
